--- a/pipeline/ArchitectureDesignAndAudit/ProviderPipeline_LowLevelDesign_v37.docx
+++ b/pipeline/ArchitectureDesignAndAudit/ProviderPipeline_LowLevelDesign_v37.docx
@@ -3225,6 +3225,116 @@
           <w:color w:val="009900"/>
         </w:rPr>
         <w:t>Scheduled triggers: ProviderPipelineRunbook now has NO schedule (SCH-ProviderPipeline-0200UTC deleted). ReservationReaper scheduled every 15 min (SCH-Reaper-15min replaces the invalid SCH-Reaper-15min-a/b/c). Watchdog stays on SCH-Watchdog-15min; orphan SCH-Watchdog-30min deleted.</w:t>
+      </w:r>
+    </w:p>
+    <w:p>
+      <w:pPr>
+        <w:pStyle w:val="Heading 1"/>
+      </w:pPr>
+      <w:r>
+        <w:rPr>
+          <w:color w:val="009900"/>
+        </w:rPr>
+        <w:t>0.1. Change Log Addendum — v37 (2026-07-29)</w:t>
+      </w:r>
+    </w:p>
+    <w:p>
+      <w:pPr>
+        <w:pStyle w:val="List Bullet"/>
+      </w:pPr>
+      <w:r>
+        <w:rPr>
+          <w:color w:val="009900"/>
+        </w:rPr>
+        <w:t>Cloudflare Custom Rules are now first-class in the deploy manifest. cloudflare_pages_project targets carry a per-env cloudflare_firewall_rules array; deploy_chain's deploy_cloudflare reconciles each rule against the zone's http_request_firewall_custom entrypoint ruleset via Cloudflare API v4 (idempotent by description). Rule expression can reference SecretsResolver values via ${VAR_NAME}; substitution happens at deploy time. Entitlement scope on target_cloudflare_pages_website extended with Zone:Zone:Read and Zone:Firewall Services:Edit. Realized by three commits landing today: schema addition to Website/schemas/ChatHealthyDeploymentArchitectureSchema.json, deploy chain implementation, manifest rule declarations for dev/qa/prod.</w:t>
+      </w:r>
+    </w:p>
+    <w:p>
+      <w:pPr>
+        <w:pStyle w:val="List Bullet"/>
+      </w:pPr>
+      <w:r>
+        <w:rPr>
+          <w:color w:val="009900"/>
+        </w:rPr>
+        <w:t>Pipeline auth header for the F-105 catalog. specialty_classification_catalog.py now sends X-ChatHealthy-Pipeline-Auth: ${CLOUDFLARE_PIPELINE_AUTH_HEADER} plus an explicit User-Agent (ChatHealthy-Pipeline/1.0) so the Cloudflare custom rule admits the fetch and bypasses Bot Integrity Check. Secret CLOUDFLARE_PIPELINE_AUTH_HEADER lives in Code/.env (local), pushed to kv-chpipeline-dev, hydrated into the Controller container via KV auto-hydration in bootstrap._load_all_secrets_into_env. Removed the fake-UA workaround that pretended to be a browser.</w:t>
+      </w:r>
+    </w:p>
+    <w:p>
+      <w:pPr>
+        <w:pStyle w:val="List Bullet"/>
+      </w:pPr>
+      <w:r>
+        <w:rPr>
+          <w:color w:val="009900"/>
+        </w:rPr>
+        <w:t>Provider write target is now derived from data_version at runtime. chathealthyfrontend.pipeline.config.dataset_versions.provider_write_target carries the BASE name only (e.g. 'PublicData.Provider'). pipeline_runtime.PipelineRuntime.provider_collection reads the base and appends _v_{data_version} at read time, so bumping data_version does not require a config rewrite. pipeline_config.load_pipeline_config and pipeline_config.ensure_pipeline_config default the base name (no version) when the config doc is missing; the prior hardcoded 'PublicData.Provider_v_0' default caused pipeline_runtime to double-append into 'Provider_v_0_v_3'.</w:t>
+      </w:r>
+    </w:p>
+    <w:p>
+      <w:pPr>
+        <w:pStyle w:val="List Bullet"/>
+      </w:pPr>
+      <w:r>
+        <w:rPr>
+          <w:color w:val="009900"/>
+        </w:rPr>
+        <w:t>PipelineRuntime staging path aligned with the versioned StagingXXX_v_N layout. self.staging_db points to the fixed PublicStaging DB on the pipeline cluster (was the wrong dev_PublicHealthData that never held staging rows). staging_coll(source_name) resolves to staging_loader.staging_collection_name(source_name, data_version) rather than the stale STAGING = {...} dict of un-versioned pipeline_sources_&lt;name&gt; collections. Downstream consumers (attach_practice_addresses, provider_normalize_engine._nucc_lookup, provider_normalize_engine.serial_bulk_load) now hit the actual staging collections the loader writes to.</w:t>
+      </w:r>
+    </w:p>
+    <w:p>
+      <w:pPr>
+        <w:pStyle w:val="List Bullet"/>
+      </w:pPr>
+      <w:r>
+        <w:rPr>
+          <w:color w:val="009900"/>
+        </w:rPr>
+        <w:t>Staging load-source format fixes. steps/load_staging_parallel._FORMAT_BY_SOURCE maps pl_pfile to ('csv', None, ',') — the derived source is already the extracted CSV (pl_pfile*.csv from the NPPES zip), not another zip to unzip. staging_loader._iter_xlsx_rows reads into BytesIO before openpyxl.load_workbook so openpyxl uses zipfile-magic detection instead of extension check; the USDA RUCC file lands as .bin (URL query-suffix) and would otherwise be refused.</w:t>
+      </w:r>
+    </w:p>
+    <w:p>
+      <w:pPr>
+        <w:pStyle w:val="List Bullet"/>
+      </w:pPr>
+      <w:r>
+        <w:rPr>
+          <w:color w:val="009900"/>
+        </w:rPr>
+        <w:t>pl_pfile secondary practice addresses now attach from raw.&lt;col&gt;. attach_practice_addresses.py was silently reading top-level row.get('address') under staging_loader's raw-wrapping shape (attached=0 for every row). Rewritten to construct the secondary_practice address dict from the pl_pfile CSV columns under row['raw']: 'Provider Secondary Practice Location Address- Address Line 1' and siblings for city, state, zip, phone, country. Same raw-wrapping fix applied to provider_normalize_engine._nucc_lookup which now reads raw.Code.</w:t>
+      </w:r>
+    </w:p>
+    <w:p>
+      <w:pPr>
+        <w:pStyle w:val="List Bullet"/>
+      </w:pPr>
+      <w:r>
+        <w:rPr>
+          <w:color w:val="009900"/>
+        </w:rPr>
+        <w:t>nucc staging key aligned with staging_loader. provider_normalize_engine._nucc_lookup reads rt.staging_coll('nucc') (was 'nucc_taxonomy' — a key that had no entry in staging_loader.STAGING_BASE_NAMES and always resolved to nothing).</w:t>
+      </w:r>
+    </w:p>
+    <w:p>
+      <w:pPr>
+        <w:pStyle w:val="List Bullet"/>
+      </w:pPr>
+      <w:r>
+        <w:rPr>
+          <w:color w:val="009900"/>
+        </w:rPr>
+        <w:t>urban_flag step now threads run_id and env into the config dict before calling stamp_urban_flags. steps/urban_flag.py previously did dict(ctx.config) without the run_id and env keys the engine requires — the engine raised KeyError: 'run_id' for every state partition.</w:t>
+      </w:r>
+    </w:p>
+    <w:p>
+      <w:pPr>
+        <w:pStyle w:val="List Bullet"/>
+      </w:pPr>
+      <w:r>
+        <w:rPr>
+          <w:color w:val="009900"/>
+        </w:rPr>
+        <w:t>Future rigour (deferred; do not implement without confirmation): (a) VM and reservation cleanup on Controller death or az automation job stop lives in the Watchdog runbook, not in the Runbook (which is time-capped by Azure Automation). Watchdog every 15 min lists vm-chpipeline-* VMs in rg-chathealthy-pipeline-dev, cross-references active reservations, and deletes any VM whose reservation is expired/missing or whose age exceeds a threshold. Same reaper writes 'failed' on the corresponding pipeline.runs row. (b) VM cloud-init self-destruct timer as belt-and-suspenders — at now + Nh az vm delete on VM boot. (c) Non-nppes staging collections need state-scoped drain on each run — today they accumulate unbounded (StagingNucc_v_3 held 5,298 rows across 6 runs at 883 per run). (d) StagingSpecialtyCatalog_v_3 remains empty — specialty_catalog missing from _SOURCE_URL_ENVS in steps/fetch_all_sources. (e) Eliminate staging entirely for small reference sources (NUCC ~880 rows, USDA ~3.2k, Census ZCTA ~33k, specialty_catalog ~880) — load them direct-to-target in memory. (f) pipeline.work_items has no TTL and grows unbounded.</w:t>
       </w:r>
     </w:p>
     <w:p>
